--- a/Lab3/ООП_звіт_лаб3_Бріль.docx
+++ b/Lab3/ООП_звіт_лаб3_Бріль.docx
@@ -866,12 +866,12 @@
           <wp:inline distB="114300" distT="114300" distL="114300" distR="114300">
             <wp:extent cx="2896684" cy="1976438"/>
             <wp:effectExtent b="0" l="0" r="0" t="0"/>
-            <wp:docPr id="5" name="image2.png"/>
+            <wp:docPr id="5" name="image9.png"/>
             <a:graphic>
               <a:graphicData uri="http://schemas.openxmlformats.org/drawingml/2006/picture">
                 <pic:pic>
                   <pic:nvPicPr>
-                    <pic:cNvPr id="0" name="image2.png"/>
+                    <pic:cNvPr id="0" name="image9.png"/>
                     <pic:cNvPicPr preferRelativeResize="0"/>
                   </pic:nvPicPr>
                   <pic:blipFill>
@@ -24108,65 +24108,6 @@
     </w:p>
     <w:p>
       <w:pPr>
-        <w:spacing w:after="217" w:before="57" w:line="202" w:lineRule="auto"/>
-        <w:rPr>
-          <w:rFonts w:ascii="Courier New" w:cs="Courier New" w:eastAsia="Courier New" w:hAnsi="Courier New"/>
-          <w:sz w:val="18"/>
-          <w:szCs w:val="18"/>
-        </w:rPr>
-      </w:pPr>
-      <w:r>
-        <w:rPr>
-          <w:rtl w:val="0"/>
-        </w:rPr>
-      </w:r>
-    </w:p>
-    <w:p>
-      <w:pPr>
-        <w:spacing w:after="217" w:before="57" w:line="202" w:lineRule="auto"/>
-        <w:rPr>
-          <w:rFonts w:ascii="Courier New" w:cs="Courier New" w:eastAsia="Courier New" w:hAnsi="Courier New"/>
-          <w:sz w:val="18"/>
-          <w:szCs w:val="18"/>
-        </w:rPr>
-      </w:pPr>
-      <w:r>
-        <w:rPr>
-          <w:rtl w:val="0"/>
-        </w:rPr>
-      </w:r>
-    </w:p>
-    <w:p>
-      <w:pPr>
-        <w:spacing w:after="217" w:before="57" w:line="202" w:lineRule="auto"/>
-        <w:rPr>
-          <w:rFonts w:ascii="Times New Roman" w:cs="Times New Roman" w:eastAsia="Times New Roman" w:hAnsi="Times New Roman"/>
-          <w:b w:val="1"/>
-          <w:bCs w:val="1"/>
-          <w:sz w:val="28"/>
-          <w:szCs w:val="28"/>
-          <w:u w:val="single"/>
-        </w:rPr>
-      </w:pPr>
-      <w:r>
-        <w:rPr>
-          <w:rFonts w:ascii="Times New Roman" w:cs="Times New Roman" w:eastAsia="Times New Roman" w:hAnsi="Times New Roman"/>
-          <w:b w:val="1"/>
-          <w:bCs w:val="1"/>
-          <w:sz w:val="36"/>
-          <w:szCs w:val="36"/>
-          <w:rtl w:val="0"/>
-        </w:rPr>
-        <w:t xml:space="preserve">Основні модулі редактора фігур: </w:t>
-      </w:r>
-      <w:r>
-        <w:rPr>
-          <w:rtl w:val="0"/>
-        </w:rPr>
-      </w:r>
-    </w:p>
-    <w:p>
-      <w:pPr>
         <w:spacing w:after="160" w:line="259" w:lineRule="auto"/>
         <w:rPr>
           <w:rFonts w:ascii="Times New Roman" w:cs="Times New Roman" w:eastAsia="Times New Roman" w:hAnsi="Times New Roman"/>
@@ -42256,217 +42197,6 @@
     <w:p>
       <w:pPr>
         <w:spacing w:after="217" w:before="57" w:line="202" w:lineRule="auto"/>
-        <w:rPr>
-          <w:rFonts w:ascii="Courier New" w:cs="Courier New" w:eastAsia="Courier New" w:hAnsi="Courier New"/>
-          <w:sz w:val="18"/>
-          <w:szCs w:val="18"/>
-        </w:rPr>
-      </w:pPr>
-      <w:r>
-        <w:rPr>
-          <w:rtl w:val="0"/>
-        </w:rPr>
-      </w:r>
-    </w:p>
-    <w:p>
-      <w:pPr>
-        <w:spacing w:after="217" w:before="57" w:line="202" w:lineRule="auto"/>
-        <w:rPr>
-          <w:rFonts w:ascii="Courier New" w:cs="Courier New" w:eastAsia="Courier New" w:hAnsi="Courier New"/>
-          <w:sz w:val="18"/>
-          <w:szCs w:val="18"/>
-        </w:rPr>
-      </w:pPr>
-      <w:r>
-        <w:rPr>
-          <w:rtl w:val="0"/>
-        </w:rPr>
-      </w:r>
-    </w:p>
-    <w:p>
-      <w:pPr>
-        <w:spacing w:after="217" w:line="259" w:lineRule="auto"/>
-        <w:rPr>
-          <w:rFonts w:ascii="Times New Roman" w:cs="Times New Roman" w:eastAsia="Times New Roman" w:hAnsi="Times New Roman"/>
-          <w:b w:val="1"/>
-          <w:bCs w:val="1"/>
-          <w:sz w:val="28"/>
-          <w:szCs w:val="28"/>
-          <w:u w:val="single"/>
-        </w:rPr>
-      </w:pPr>
-      <w:r>
-        <w:rPr>
-          <w:rtl w:val="0"/>
-        </w:rPr>
-      </w:r>
-    </w:p>
-    <w:p>
-      <w:pPr>
-        <w:spacing w:after="217" w:line="259" w:lineRule="auto"/>
-        <w:rPr>
-          <w:rFonts w:ascii="Times New Roman" w:cs="Times New Roman" w:eastAsia="Times New Roman" w:hAnsi="Times New Roman"/>
-          <w:b w:val="1"/>
-          <w:bCs w:val="1"/>
-          <w:sz w:val="28"/>
-          <w:szCs w:val="28"/>
-          <w:u w:val="single"/>
-        </w:rPr>
-      </w:pPr>
-      <w:r>
-        <w:rPr>
-          <w:rtl w:val="0"/>
-        </w:rPr>
-      </w:r>
-    </w:p>
-    <w:p>
-      <w:pPr>
-        <w:spacing w:after="217" w:line="259" w:lineRule="auto"/>
-        <w:rPr>
-          <w:rFonts w:ascii="Times New Roman" w:cs="Times New Roman" w:eastAsia="Times New Roman" w:hAnsi="Times New Roman"/>
-          <w:b w:val="1"/>
-          <w:bCs w:val="1"/>
-          <w:sz w:val="28"/>
-          <w:szCs w:val="28"/>
-          <w:u w:val="single"/>
-        </w:rPr>
-      </w:pPr>
-      <w:r>
-        <w:rPr>
-          <w:rtl w:val="0"/>
-        </w:rPr>
-      </w:r>
-    </w:p>
-    <w:p>
-      <w:pPr>
-        <w:spacing w:after="217" w:line="259" w:lineRule="auto"/>
-        <w:rPr>
-          <w:rFonts w:ascii="Times New Roman" w:cs="Times New Roman" w:eastAsia="Times New Roman" w:hAnsi="Times New Roman"/>
-          <w:b w:val="1"/>
-          <w:bCs w:val="1"/>
-          <w:sz w:val="28"/>
-          <w:szCs w:val="28"/>
-          <w:u w:val="single"/>
-        </w:rPr>
-      </w:pPr>
-      <w:r>
-        <w:rPr>
-          <w:rtl w:val="0"/>
-        </w:rPr>
-      </w:r>
-    </w:p>
-    <w:p>
-      <w:pPr>
-        <w:spacing w:after="160" w:line="259" w:lineRule="auto"/>
-        <w:rPr>
-          <w:rFonts w:ascii="Times New Roman" w:cs="Times New Roman" w:eastAsia="Times New Roman" w:hAnsi="Times New Roman"/>
-          <w:sz w:val="28"/>
-          <w:szCs w:val="28"/>
-        </w:rPr>
-      </w:pPr>
-      <w:r>
-        <w:rPr>
-          <w:rtl w:val="0"/>
-        </w:rPr>
-      </w:r>
-    </w:p>
-    <w:p>
-      <w:pPr>
-        <w:spacing w:after="217" w:before="57" w:line="202" w:lineRule="auto"/>
-        <w:rPr>
-          <w:rFonts w:ascii="Courier New" w:cs="Courier New" w:eastAsia="Courier New" w:hAnsi="Courier New"/>
-          <w:sz w:val="18"/>
-          <w:szCs w:val="18"/>
-        </w:rPr>
-      </w:pPr>
-      <w:r>
-        <w:rPr>
-          <w:rtl w:val="0"/>
-        </w:rPr>
-      </w:r>
-    </w:p>
-    <w:p>
-      <w:pPr>
-        <w:spacing w:after="217" w:before="57" w:line="202" w:lineRule="auto"/>
-        <w:rPr>
-          <w:rFonts w:ascii="Courier New" w:cs="Courier New" w:eastAsia="Courier New" w:hAnsi="Courier New"/>
-          <w:sz w:val="18"/>
-          <w:szCs w:val="18"/>
-        </w:rPr>
-      </w:pPr>
-      <w:r>
-        <w:rPr>
-          <w:rtl w:val="0"/>
-        </w:rPr>
-      </w:r>
-    </w:p>
-    <w:p>
-      <w:pPr>
-        <w:spacing w:after="217" w:before="57" w:line="202" w:lineRule="auto"/>
-        <w:rPr>
-          <w:rFonts w:ascii="Courier New" w:cs="Courier New" w:eastAsia="Courier New" w:hAnsi="Courier New"/>
-          <w:color w:val="808080"/>
-          <w:sz w:val="18"/>
-          <w:szCs w:val="18"/>
-        </w:rPr>
-      </w:pPr>
-      <w:r>
-        <w:rPr>
-          <w:rtl w:val="0"/>
-        </w:rPr>
-      </w:r>
-    </w:p>
-    <w:p>
-      <w:pPr>
-        <w:spacing w:after="217" w:before="57" w:line="202" w:lineRule="auto"/>
-        <w:ind w:left="0" w:right="0" w:firstLine="0"/>
-        <w:jc w:val="left"/>
-        <w:rPr>
-          <w:rFonts w:ascii="Courier New" w:cs="Courier New" w:eastAsia="Courier New" w:hAnsi="Courier New"/>
-        </w:rPr>
-      </w:pPr>
-      <w:r>
-        <w:rPr>
-          <w:rtl w:val="0"/>
-        </w:rPr>
-      </w:r>
-    </w:p>
-    <w:p>
-      <w:pPr>
-        <w:spacing w:after="217" w:before="57" w:line="202" w:lineRule="auto"/>
-        <w:ind w:left="0" w:right="0" w:firstLine="0"/>
-        <w:jc w:val="left"/>
-        <w:rPr>
-          <w:rFonts w:ascii="Courier New" w:cs="Courier New" w:eastAsia="Courier New" w:hAnsi="Courier New"/>
-          <w:sz w:val="22"/>
-          <w:szCs w:val="22"/>
-        </w:rPr>
-      </w:pPr>
-      <w:r>
-        <w:rPr>
-          <w:rtl w:val="0"/>
-        </w:rPr>
-      </w:r>
-    </w:p>
-    <w:p>
-      <w:pPr>
-        <w:spacing w:after="217" w:before="57" w:line="202" w:lineRule="auto"/>
-        <w:rPr>
-          <w:rFonts w:ascii="Courier New" w:cs="Courier New" w:eastAsia="Courier New" w:hAnsi="Courier New"/>
-          <w:color w:val="808080"/>
-          <w:sz w:val="18"/>
-          <w:szCs w:val="18"/>
-        </w:rPr>
-      </w:pPr>
-      <w:r>
-        <w:rPr>
-          <w:rtl w:val="0"/>
-        </w:rPr>
-      </w:r>
-    </w:p>
-    <w:p>
-      <w:pPr>
-        <w:spacing w:after="217" w:before="57" w:line="202" w:lineRule="auto"/>
         <w:ind w:left="0" w:right="0" w:firstLine="0"/>
         <w:jc w:val="left"/>
         <w:rPr>
@@ -42479,9 +42209,6 @@
         </w:rPr>
       </w:pPr>
       <w:r>
-        <w:br w:type="page"/>
-      </w:r>
-      <w:r>
         <w:rPr>
           <w:rtl w:val="0"/>
         </w:rPr>
@@ -42560,12 +42287,12 @@
           <wp:inline distB="114300" distT="114300" distL="114300" distR="114300">
             <wp:extent cx="5567363" cy="1962852"/>
             <wp:effectExtent b="0" l="0" r="0" t="0"/>
-            <wp:docPr id="11" name="image1.png"/>
+            <wp:docPr id="11" name="image11.png"/>
             <a:graphic>
               <a:graphicData uri="http://schemas.openxmlformats.org/drawingml/2006/picture">
                 <pic:pic>
                   <pic:nvPicPr>
-                    <pic:cNvPr id="0" name="image1.png"/>
+                    <pic:cNvPr id="0" name="image11.png"/>
                     <pic:cNvPicPr preferRelativeResize="0"/>
                   </pic:nvPicPr>
                   <pic:blipFill>
@@ -42674,12 +42401,12 @@
           <wp:inline distB="114300" distT="114300" distL="114300" distR="114300">
             <wp:extent cx="5953806" cy="4215544"/>
             <wp:effectExtent b="0" l="0" r="0" t="0"/>
-            <wp:docPr id="7" name="image3.png"/>
+            <wp:docPr id="7" name="image6.png"/>
             <a:graphic>
               <a:graphicData uri="http://schemas.openxmlformats.org/drawingml/2006/picture">
                 <pic:pic>
                   <pic:nvPicPr>
-                    <pic:cNvPr id="0" name="image3.png"/>
+                    <pic:cNvPr id="0" name="image6.png"/>
                     <pic:cNvPicPr preferRelativeResize="0"/>
                   </pic:nvPicPr>
                   <pic:blipFill>
@@ -42716,29 +42443,122 @@
           <w:rFonts w:ascii="Times New Roman" w:cs="Times New Roman" w:eastAsia="Times New Roman" w:hAnsi="Times New Roman"/>
           <w:sz w:val="32"/>
           <w:szCs w:val="32"/>
-          <w:u w:val="single"/>
-        </w:rPr>
-      </w:pPr>
-      <w:r>
+        </w:rPr>
+      </w:pPr>
+      <w:r>
+        <w:rPr>
+          <w:rtl w:val="0"/>
+        </w:rPr>
+      </w:r>
+    </w:p>
+    <w:p>
+      <w:pPr>
+        <w:spacing w:after="160" w:line="259" w:lineRule="auto"/>
         <w:rPr>
           <w:rFonts w:ascii="Times New Roman" w:cs="Times New Roman" w:eastAsia="Times New Roman" w:hAnsi="Times New Roman"/>
           <w:sz w:val="32"/>
           <w:szCs w:val="32"/>
-          <w:rtl w:val="0"/>
-        </w:rPr>
-        <w:t xml:space="preserve">Діаграма 3.  Загальна діаграма класів програми:</w:t>
-      </w:r>
-      <w:r>
-        <w:rPr>
-          <w:rtl w:val="0"/>
-        </w:rPr>
-      </w:r>
-    </w:p>
-    <w:p>
-      <w:pPr>
-        <w:spacing w:after="160" w:before="0" w:line="259" w:lineRule="auto"/>
-        <w:ind w:left="0" w:right="0" w:firstLine="0"/>
-        <w:jc w:val="left"/>
+        </w:rPr>
+      </w:pPr>
+      <w:r>
+        <w:rPr>
+          <w:rtl w:val="0"/>
+        </w:rPr>
+      </w:r>
+    </w:p>
+    <w:p>
+      <w:pPr>
+        <w:spacing w:after="160" w:line="259" w:lineRule="auto"/>
+        <w:rPr>
+          <w:rFonts w:ascii="Times New Roman" w:cs="Times New Roman" w:eastAsia="Times New Roman" w:hAnsi="Times New Roman"/>
+          <w:sz w:val="32"/>
+          <w:szCs w:val="32"/>
+        </w:rPr>
+      </w:pPr>
+      <w:r>
+        <w:rPr>
+          <w:rtl w:val="0"/>
+        </w:rPr>
+      </w:r>
+    </w:p>
+    <w:p>
+      <w:pPr>
+        <w:spacing w:after="160" w:line="259" w:lineRule="auto"/>
+        <w:rPr>
+          <w:rFonts w:ascii="Times New Roman" w:cs="Times New Roman" w:eastAsia="Times New Roman" w:hAnsi="Times New Roman"/>
+          <w:sz w:val="32"/>
+          <w:szCs w:val="32"/>
+        </w:rPr>
+      </w:pPr>
+      <w:r>
+        <w:rPr>
+          <w:rtl w:val="0"/>
+        </w:rPr>
+      </w:r>
+    </w:p>
+    <w:p>
+      <w:pPr>
+        <w:spacing w:after="160" w:line="259" w:lineRule="auto"/>
+        <w:rPr>
+          <w:rFonts w:ascii="Times New Roman" w:cs="Times New Roman" w:eastAsia="Times New Roman" w:hAnsi="Times New Roman"/>
+          <w:sz w:val="32"/>
+          <w:szCs w:val="32"/>
+        </w:rPr>
+      </w:pPr>
+      <w:r>
+        <w:rPr>
+          <w:rtl w:val="0"/>
+        </w:rPr>
+      </w:r>
+    </w:p>
+    <w:p>
+      <w:pPr>
+        <w:spacing w:after="160" w:line="259" w:lineRule="auto"/>
+        <w:rPr>
+          <w:rFonts w:ascii="Times New Roman" w:cs="Times New Roman" w:eastAsia="Times New Roman" w:hAnsi="Times New Roman"/>
+          <w:sz w:val="32"/>
+          <w:szCs w:val="32"/>
+        </w:rPr>
+      </w:pPr>
+      <w:r>
+        <w:rPr>
+          <w:rtl w:val="0"/>
+        </w:rPr>
+      </w:r>
+    </w:p>
+    <w:p>
+      <w:pPr>
+        <w:spacing w:after="160" w:line="259" w:lineRule="auto"/>
+        <w:rPr>
+          <w:rFonts w:ascii="Times New Roman" w:cs="Times New Roman" w:eastAsia="Times New Roman" w:hAnsi="Times New Roman"/>
+          <w:sz w:val="32"/>
+          <w:szCs w:val="32"/>
+        </w:rPr>
+      </w:pPr>
+      <w:r>
+        <w:rPr>
+          <w:rtl w:val="0"/>
+        </w:rPr>
+      </w:r>
+    </w:p>
+    <w:p>
+      <w:pPr>
+        <w:spacing w:after="160" w:line="259" w:lineRule="auto"/>
+        <w:rPr>
+          <w:rFonts w:ascii="Times New Roman" w:cs="Times New Roman" w:eastAsia="Times New Roman" w:hAnsi="Times New Roman"/>
+          <w:sz w:val="32"/>
+          <w:szCs w:val="32"/>
+        </w:rPr>
+      </w:pPr>
+      <w:r>
+        <w:rPr>
+          <w:rtl w:val="0"/>
+        </w:rPr>
+      </w:r>
+    </w:p>
+    <w:p>
+      <w:pPr>
+        <w:spacing w:after="160" w:line="259" w:lineRule="auto"/>
         <w:rPr>
           <w:rFonts w:ascii="Times New Roman" w:cs="Times New Roman" w:eastAsia="Times New Roman" w:hAnsi="Times New Roman"/>
           <w:sz w:val="32"/>
@@ -42751,23 +42571,50 @@
           <w:rFonts w:ascii="Times New Roman" w:cs="Times New Roman" w:eastAsia="Times New Roman" w:hAnsi="Times New Roman"/>
           <w:sz w:val="32"/>
           <w:szCs w:val="32"/>
+          <w:rtl w:val="0"/>
+        </w:rPr>
+        <w:t xml:space="preserve">Діаграма 3.  Загальна діаграма класів програми:</w:t>
+      </w:r>
+      <w:r>
+        <w:rPr>
+          <w:rtl w:val="0"/>
+        </w:rPr>
+      </w:r>
+    </w:p>
+    <w:p>
+      <w:pPr>
+        <w:spacing w:after="160" w:before="0" w:line="259" w:lineRule="auto"/>
+        <w:ind w:left="0" w:right="0" w:firstLine="0"/>
+        <w:jc w:val="left"/>
+        <w:rPr>
+          <w:rFonts w:ascii="Times New Roman" w:cs="Times New Roman" w:eastAsia="Times New Roman" w:hAnsi="Times New Roman"/>
+          <w:sz w:val="32"/>
+          <w:szCs w:val="32"/>
+          <w:u w:val="single"/>
+        </w:rPr>
+      </w:pPr>
+      <w:r>
+        <w:rPr>
+          <w:rFonts w:ascii="Times New Roman" w:cs="Times New Roman" w:eastAsia="Times New Roman" w:hAnsi="Times New Roman"/>
+          <w:sz w:val="32"/>
+          <w:szCs w:val="32"/>
           <w:u w:val="single"/>
         </w:rPr>
         <w:drawing>
           <wp:inline distB="114300" distT="114300" distL="114300" distR="114300">
-            <wp:extent cx="5943600" cy="7048500"/>
+            <wp:extent cx="5943600" cy="6848475"/>
             <wp:effectExtent b="0" l="0" r="0" t="0"/>
-            <wp:docPr id="1" name="image4.png"/>
+            <wp:docPr id="1" name="image3.png"/>
             <a:graphic>
               <a:graphicData uri="http://schemas.openxmlformats.org/drawingml/2006/picture">
                 <pic:pic>
                   <pic:nvPicPr>
-                    <pic:cNvPr id="0" name="image4.png"/>
+                    <pic:cNvPr id="0" name="image3.png"/>
                     <pic:cNvPicPr preferRelativeResize="0"/>
                   </pic:nvPicPr>
                   <pic:blipFill>
                     <a:blip r:embed="rId9"/>
-                    <a:srcRect b="0" l="0" r="0" t="0"/>
+                    <a:srcRect b="0" l="0" r="0" t="2838"/>
                     <a:stretch>
                       <a:fillRect/>
                     </a:stretch>
@@ -42775,7 +42622,7 @@
                   <pic:spPr>
                     <a:xfrm>
                       <a:off x="0" y="0"/>
-                      <a:ext cx="5943600" cy="7048500"/>
+                      <a:ext cx="5943600" cy="6848475"/>
                     </a:xfrm>
                     <a:prstGeom prst="rect"/>
                     <a:ln/>
@@ -42890,12 +42737,12 @@
           <wp:inline distB="114300" distT="114300" distL="114300" distR="114300">
             <wp:extent cx="4162425" cy="2733675"/>
             <wp:effectExtent b="0" l="0" r="0" t="0"/>
-            <wp:docPr id="4" name="image7.png"/>
+            <wp:docPr id="4" name="image2.png"/>
             <a:graphic>
               <a:graphicData uri="http://schemas.openxmlformats.org/drawingml/2006/picture">
                 <pic:pic>
                   <pic:nvPicPr>
-                    <pic:cNvPr id="0" name="image7.png"/>
+                    <pic:cNvPr id="0" name="image2.png"/>
                     <pic:cNvPicPr preferRelativeResize="0"/>
                   </pic:nvPicPr>
                   <pic:blipFill>
@@ -42955,12 +42802,12 @@
           <wp:inline distB="114300" distT="114300" distL="114300" distR="114300">
             <wp:extent cx="4048125" cy="2952750"/>
             <wp:effectExtent b="0" l="0" r="0" t="0"/>
-            <wp:docPr id="9" name="image8.png"/>
+            <wp:docPr id="9" name="image7.png"/>
             <a:graphic>
               <a:graphicData uri="http://schemas.openxmlformats.org/drawingml/2006/picture">
                 <pic:pic>
                   <pic:nvPicPr>
-                    <pic:cNvPr id="0" name="image8.png"/>
+                    <pic:cNvPr id="0" name="image7.png"/>
                     <pic:cNvPicPr preferRelativeResize="0"/>
                   </pic:nvPicPr>
                   <pic:blipFill>
@@ -43094,12 +42941,12 @@
           <wp:inline distB="114300" distT="114300" distL="114300" distR="114300">
             <wp:extent cx="2667000" cy="2447925"/>
             <wp:effectExtent b="0" l="0" r="0" t="0"/>
-            <wp:docPr id="3" name="image11.png"/>
+            <wp:docPr id="3" name="image1.png"/>
             <a:graphic>
               <a:graphicData uri="http://schemas.openxmlformats.org/drawingml/2006/picture">
                 <pic:pic>
                   <pic:nvPicPr>
-                    <pic:cNvPr id="0" name="image11.png"/>
+                    <pic:cNvPr id="0" name="image1.png"/>
                     <pic:cNvPicPr preferRelativeResize="0"/>
                   </pic:nvPicPr>
                   <pic:blipFill>
@@ -43194,12 +43041,12 @@
           <wp:inline distB="114300" distT="114300" distL="114300" distR="114300">
             <wp:extent cx="3305175" cy="2828925"/>
             <wp:effectExtent b="0" l="0" r="0" t="0"/>
-            <wp:docPr id="10" name="image6.png"/>
+            <wp:docPr id="10" name="image5.png"/>
             <a:graphic>
               <a:graphicData uri="http://schemas.openxmlformats.org/drawingml/2006/picture">
                 <pic:pic>
                   <pic:nvPicPr>
-                    <pic:cNvPr id="0" name="image6.png"/>
+                    <pic:cNvPr id="0" name="image5.png"/>
                     <pic:cNvPicPr preferRelativeResize="0"/>
                   </pic:nvPicPr>
                   <pic:blipFill>
@@ -43342,12 +43189,12 @@
           <wp:inline distB="114300" distT="114300" distL="114300" distR="114300">
             <wp:extent cx="3305175" cy="3495675"/>
             <wp:effectExtent b="0" l="0" r="0" t="0"/>
-            <wp:docPr id="8" name="image10.png"/>
+            <wp:docPr id="8" name="image8.png"/>
             <a:graphic>
               <a:graphicData uri="http://schemas.openxmlformats.org/drawingml/2006/picture">
                 <pic:pic>
                   <pic:nvPicPr>
-                    <pic:cNvPr id="0" name="image10.png"/>
+                    <pic:cNvPr id="0" name="image8.png"/>
                     <pic:cNvPicPr preferRelativeResize="0"/>
                   </pic:nvPicPr>
                   <pic:blipFill>
@@ -43440,12 +43287,12 @@
           <wp:inline distB="114300" distT="114300" distL="114300" distR="114300">
             <wp:extent cx="2976563" cy="2860866"/>
             <wp:effectExtent b="0" l="0" r="0" t="0"/>
-            <wp:docPr id="2" name="image9.png"/>
+            <wp:docPr id="2" name="image10.png"/>
             <a:graphic>
               <a:graphicData uri="http://schemas.openxmlformats.org/drawingml/2006/picture">
                 <pic:pic>
                   <pic:nvPicPr>
-                    <pic:cNvPr id="0" name="image9.png"/>
+                    <pic:cNvPr id="0" name="image10.png"/>
                     <pic:cNvPicPr preferRelativeResize="0"/>
                   </pic:nvPicPr>
                   <pic:blipFill>
@@ -43554,12 +43401,12 @@
           <wp:inline distB="114300" distT="114300" distL="114300" distR="114300">
             <wp:extent cx="3838575" cy="3352800"/>
             <wp:effectExtent b="0" l="0" r="0" t="0"/>
-            <wp:docPr id="6" name="image5.png"/>
+            <wp:docPr id="6" name="image4.png"/>
             <a:graphic>
               <a:graphicData uri="http://schemas.openxmlformats.org/drawingml/2006/picture">
                 <pic:pic>
                   <pic:nvPicPr>
-                    <pic:cNvPr id="0" name="image5.png"/>
+                    <pic:cNvPr id="0" name="image4.png"/>
                     <pic:cNvPicPr preferRelativeResize="0"/>
                   </pic:nvPicPr>
                   <pic:blipFill>
